--- a/curaduria/plantillas/plantilla_maestra.docx
+++ b/curaduria/plantillas/plantilla_maestra.docx
@@ -46,7 +46,7 @@
           <w:b/>
           <w:sz w:val="22"/>
         </w:rPr>
-        <w:t>“Por medio de la cual se resuelve la solicitud de {{tipo_tramite}} radicada bajo el número {{radicado}} del {{fecha_radicado_larga}}”</w:t>
+        <w:t>“Por medio de la cual se resuelve la solicitud de {{tramite_completo}} radicada bajo el número {{radicado}} del {{fecha_radicado_larga}}, Expediente No. {{expediente}}”</w:t>
       </w:r>
     </w:p>
     <w:p>
@@ -69,7 +69,7 @@
           <w:b w:val="0"/>
           <w:sz w:val="22"/>
         </w:rPr>
-        <w:t>{{Articulo}} {{curador_tratamiento}} de {{municipio}}, en ejercicio de las facultades legales, y</w:t>
+        <w:t>{{encabezado}}</w:t>
       </w:r>
     </w:p>
     <w:p>
@@ -115,7 +115,7 @@
           <w:b w:val="0"/>
           <w:sz w:val="22"/>
         </w:rPr>
-        <w:t>PRIMERO: Que {{identificacion}}, {{verbo_obrar}} {{calidad}} {{documento}} y {{verbo_solicitar}} licencia para el predio ubicado en {{direccion}}, barrio {{barrio}}, del municipio de {{municipio}} ({{departamento}}).</w:t>
+        <w:t>{{considerandos}}</w:t>
       </w:r>
     </w:p>
     <w:p>
@@ -138,53 +138,7 @@
           <w:b w:val="0"/>
           <w:sz w:val="22"/>
         </w:rPr>
-        <w:t>SEGUNDO: Que el predio se identifica con matrícula inmobiliaria No. {{matricula}} y cédula catastral No. {{cedula_catastral}}, con un área de lote de {{area_lote_letras}} y un área construida de {{area_construida_letras}}.</w:t>
-      </w:r>
-    </w:p>
-    <w:p>
-      <w:pPr>
-        <w:jc w:val="both"/>
-      </w:pPr>
-      <w:r>
-        <w:rPr>
-          <w:b w:val="0"/>
-          <w:sz w:val="22"/>
-        </w:rPr>
-      </w:r>
-    </w:p>
-    <w:p>
-      <w:pPr>
-        <w:jc w:val="both"/>
-      </w:pPr>
-      <w:r>
-        <w:rPr>
-          <w:b w:val="0"/>
-          <w:sz w:val="22"/>
-        </w:rPr>
-        <w:t>TERCERO: Que el predio se encuentra en tratamiento urbanístico {{tratamiento_urbanistico}}, con uso {{uso}} y una altura de {{pisos}} ({{pisos_cifra}}) pisos.</w:t>
-      </w:r>
-    </w:p>
-    <w:p>
-      <w:pPr>
-        <w:jc w:val="both"/>
-      </w:pPr>
-      <w:r>
-        <w:rPr>
-          <w:b w:val="0"/>
-          <w:sz w:val="22"/>
-        </w:rPr>
-      </w:r>
-    </w:p>
-    <w:p>
-      <w:pPr>
-        <w:jc w:val="both"/>
-      </w:pPr>
-      <w:r>
-        <w:rPr>
-          <w:b w:val="0"/>
-          <w:sz w:val="22"/>
-        </w:rPr>
-        <w:t>CUARTO: Que los planos fueron elaborados por {{proyectista}}, con matrícula profesional No. {{matricula_profesional}}.</w:t>
+        <w:t>En virtud de lo anterior, {{curador_tratamiento_largo}},</w:t>
       </w:r>
     </w:p>
     <w:p>
@@ -230,7 +184,7 @@
           <w:b w:val="0"/>
           <w:sz w:val="22"/>
         </w:rPr>
-        <w:t>ARTÍCULO PRIMERO: {{sentido}} {{tipo_tramite}} solicitada por {{articulo}} {{propietario}} {{nombres}} ({{documentos}}), para el predio ubicado en {{direccion}} de {{municipio}}.</w:t>
+        <w:t>{{resuelve}}</w:t>
       </w:r>
     </w:p>
     <w:p>
@@ -253,156 +207,7 @@
           <w:b w:val="0"/>
           <w:sz w:val="22"/>
         </w:rPr>
-        <w:t>ARTÍCULO SEGUNDO: La presente licencia tendrá una vigencia de {{vigencia}}, contados a partir de la fecha de su ejecutoria.</w:t>
-      </w:r>
-    </w:p>
-    <w:p>
-      <w:pPr>
-        <w:jc w:val="both"/>
-      </w:pPr>
-      <w:r>
-        <w:rPr>
-          <w:b w:val="0"/>
-          <w:sz w:val="22"/>
-        </w:rPr>
-      </w:r>
-    </w:p>
-    <w:p>
-      <w:pPr>
-        <w:jc w:val="both"/>
-      </w:pPr>
-      <w:r>
-        <w:rPr>
-          <w:b w:val="0"/>
-          <w:sz w:val="22"/>
-        </w:rPr>
-        <w:t>ARTÍCULO TERCERO: Notificar personalmente el contenido de esta resolución {{contraccion_a}} {{interesado}} {{nombres}}, {{quien}} {{verbo_podra}} interponer recurso de reposición y apelación dentro de los diez (10) días siguientes a la notificación.</w:t>
-      </w:r>
-    </w:p>
-    <w:p>
-      <w:pPr>
-        <w:jc w:val="both"/>
-      </w:pPr>
-      <w:r>
-        <w:rPr>
-          <w:b w:val="0"/>
-          <w:sz w:val="22"/>
-        </w:rPr>
-      </w:r>
-    </w:p>
-    <w:p>
-      <w:pPr>
-        <w:jc w:val="both"/>
-      </w:pPr>
-      <w:r>
-        <w:rPr>
-          <w:b w:val="0"/>
-          <w:sz w:val="22"/>
-        </w:rPr>
-        <w:t>ARTÍCULO CUARTO: {{observaciones}}</w:t>
-      </w:r>
-    </w:p>
-    <w:p>
-      <w:pPr>
-        <w:jc w:val="both"/>
-      </w:pPr>
-      <w:r>
-        <w:rPr>
-          <w:b w:val="0"/>
-          <w:sz w:val="22"/>
-        </w:rPr>
-      </w:r>
-    </w:p>
-    <w:p>
-      <w:pPr>
-        <w:jc w:val="center"/>
-      </w:pPr>
-      <w:r>
-        <w:rPr>
-          <w:b w:val="0"/>
-          <w:sz w:val="22"/>
-        </w:rPr>
-        <w:t>Dada en {{municipio}}, a los {{fecha_letras}}.</w:t>
-      </w:r>
-    </w:p>
-    <w:p>
-      <w:pPr>
-        <w:jc w:val="both"/>
-      </w:pPr>
-      <w:r>
-        <w:rPr>
-          <w:b w:val="0"/>
-          <w:sz w:val="22"/>
-        </w:rPr>
-      </w:r>
-    </w:p>
-    <w:p>
-      <w:pPr>
-        <w:jc w:val="both"/>
-      </w:pPr>
-      <w:r>
-        <w:rPr>
-          <w:b w:val="0"/>
-          <w:sz w:val="22"/>
-        </w:rPr>
-      </w:r>
-    </w:p>
-    <w:p>
-      <w:pPr>
-        <w:jc w:val="center"/>
-      </w:pPr>
-      <w:r>
-        <w:rPr>
-          <w:b/>
-          <w:sz w:val="22"/>
-        </w:rPr>
-        <w:t>NOTIFÍQUESE Y CÚMPLASE</w:t>
-      </w:r>
-    </w:p>
-    <w:p>
-      <w:pPr>
-        <w:jc w:val="both"/>
-      </w:pPr>
-      <w:r>
-        <w:rPr>
-          <w:b w:val="0"/>
-          <w:sz w:val="22"/>
-        </w:rPr>
-      </w:r>
-    </w:p>
-    <w:p>
-      <w:pPr>
-        <w:jc w:val="both"/>
-      </w:pPr>
-      <w:r>
-        <w:rPr>
-          <w:b w:val="0"/>
-          <w:sz w:val="22"/>
-        </w:rPr>
-      </w:r>
-    </w:p>
-    <w:p>
-      <w:pPr>
-        <w:jc w:val="center"/>
-      </w:pPr>
-      <w:r>
-        <w:rPr>
-          <w:b/>
-          <w:sz w:val="22"/>
-        </w:rPr>
-        <w:t>{{curador}}</w:t>
-      </w:r>
-    </w:p>
-    <w:p>
-      <w:pPr>
-        <w:jc w:val="center"/>
-      </w:pPr>
-      <w:r>
-        <w:rPr>
-          <w:b w:val="0"/>
-          <w:sz w:val="22"/>
-        </w:rPr>
-        <w:t>{{curador_tratamiento}} de {{municipio}}</w:t>
+        <w:t>{{cierre}}</w:t>
       </w:r>
     </w:p>
     <w:sectPr>
@@ -425,7 +230,7 @@
       <w:jc w:val="center"/>
     </w:pPr>
     <w:r>
-      <w:t>Resolución {{resolucion_numero}} del {{fecha}} — Radicado {{radicado}}</w:t>
+      <w:t>Resolución {{resolucion_numero}} del {{fecha}} — Expediente {{expediente}}</w:t>
     </w:r>
   </w:p>
 </w:ftr>
